--- a/Banded_Vegetation_Report.docx
+++ b/Banded_Vegetation_Report.docx
@@ -253,13 +253,7 @@
         <w:rPr>
           <w:rFonts w:asciiTheme="minorBidi" w:hAnsiTheme="minorBidi"/>
         </w:rPr>
-        <w:t>The Banded Vegetation Model is a cellular automata model used to study the emergence of spatial vegetation patterns in semi-arid and arid environments. The model is based on the work of Dunkerley, who demonstrated that vegetation banding can arise from simple local interactions driven by water redistribution under uniform rainfall conditions</w:t>
-      </w:r>
-      <w:r>
-        <w:rPr>
-          <w:rFonts w:asciiTheme="minorBidi" w:hAnsiTheme="minorBidi"/>
-        </w:rPr>
-        <w:t xml:space="preserve"> </w:t>
+        <w:t xml:space="preserve">The Banded Vegetation Model is a cellular automata model used to study the emergence of spatial vegetation patterns in semi-arid and arid environments. The model is based on the work of Dunkerley, who demonstrated that vegetation banding can arise from simple local interactions driven by water redistribution under uniform rainfall conditions </w:t>
       </w:r>
       <w:r>
         <w:rPr>
@@ -315,19 +309,7 @@
         <w:rPr>
           <w:rFonts w:asciiTheme="minorBidi" w:hAnsiTheme="minorBidi"/>
         </w:rPr>
-        <w:t>. At each step</w:t>
-      </w:r>
-      <w:r>
-        <w:rPr>
-          <w:rFonts w:asciiTheme="minorBidi" w:hAnsiTheme="minorBidi"/>
-        </w:rPr>
-        <w:t xml:space="preserve"> of the simulation </w:t>
-      </w:r>
-      <w:r>
-        <w:rPr>
-          <w:rFonts w:asciiTheme="minorBidi" w:hAnsiTheme="minorBidi"/>
-        </w:rPr>
-        <w:t>water is shared between neighboring cells based on rules</w:t>
+        <w:t>. At each step of the simulation water is shared between neighboring cells based on rules</w:t>
       </w:r>
       <w:r>
         <w:rPr>
@@ -339,13 +321,7 @@
         <w:rPr>
           <w:rFonts w:asciiTheme="minorBidi" w:hAnsiTheme="minorBidi"/>
         </w:rPr>
-        <w:t>. Whether a plant grows or dies depends on how much water the cell receives. Over time, these simple interactions between cells lead to the formation of vegetation bands</w:t>
-      </w:r>
-      <w:r>
-        <w:rPr>
-          <w:rFonts w:asciiTheme="minorBidi" w:hAnsiTheme="minorBidi"/>
-        </w:rPr>
-        <w:t>.</w:t>
+        <w:t>. Whether a plant grows or dies depends on how much water the cell receives. Over time, these simple interactions between cells lead to the formation of vegetation bands.</w:t>
       </w:r>
     </w:p>
     <w:p>
@@ -392,19 +368,7 @@
         <w:rPr>
           <w:rFonts w:asciiTheme="minorBidi" w:hAnsiTheme="minorBidi"/>
         </w:rPr>
-        <w:t xml:space="preserve">The implemented model consists of a 50 × 50 grid of cells, where each cell represents </w:t>
-      </w:r>
-      <w:r>
-        <w:rPr>
-          <w:rFonts w:asciiTheme="minorBidi" w:hAnsiTheme="minorBidi"/>
-        </w:rPr>
-        <w:t>a single piece of land</w:t>
-      </w:r>
-      <w:r>
-        <w:rPr>
-          <w:rFonts w:asciiTheme="minorBidi" w:hAnsiTheme="minorBidi"/>
-        </w:rPr>
-        <w:t>.</w:t>
+        <w:t>The implemented model consists of a 50 × 50 grid of cells, where each cell represents a single piece of land.</w:t>
       </w:r>
     </w:p>
     <w:p>
@@ -480,51 +444,27 @@
         <w:rPr>
           <w:rFonts w:asciiTheme="minorBidi" w:hAnsiTheme="minorBidi"/>
         </w:rPr>
-        <w:t xml:space="preserve">The initial configuration of the system is </w:t>
-      </w:r>
-      <w:r>
-        <w:rPr>
-          <w:rFonts w:asciiTheme="minorBidi" w:hAnsiTheme="minorBidi"/>
-        </w:rPr>
-        <w:t>either randomly generated or hardcoded depending on the test case</w:t>
-      </w:r>
-      <w:r>
-        <w:rPr>
-          <w:rFonts w:asciiTheme="minorBidi" w:hAnsiTheme="minorBidi"/>
-        </w:rPr>
-        <w:t>, assigning each cell either state 0 or 1.</w:t>
-      </w:r>
-    </w:p>
-    <w:p>
-      <w:pPr>
-        <w:rPr>
-          <w:rFonts w:asciiTheme="minorBidi" w:hAnsiTheme="minorBidi"/>
-        </w:rPr>
-      </w:pPr>
-    </w:p>
-    <w:p>
-      <w:pPr>
-        <w:rPr>
-          <w:rFonts w:asciiTheme="minorBidi" w:hAnsiTheme="minorBidi"/>
-        </w:rPr>
-      </w:pPr>
-      <w:r>
-        <w:rPr>
-          <w:rFonts w:asciiTheme="minorBidi" w:hAnsiTheme="minorBidi"/>
-        </w:rPr>
-        <w:t xml:space="preserve">Instead of explicitly adding rainfall at each step, </w:t>
-      </w:r>
-      <w:r>
-        <w:rPr>
-          <w:rFonts w:asciiTheme="minorBidi" w:hAnsiTheme="minorBidi"/>
-        </w:rPr>
-        <w:t>rainfall</w:t>
-      </w:r>
-      <w:r>
-        <w:rPr>
-          <w:rFonts w:asciiTheme="minorBidi" w:hAnsiTheme="minorBidi"/>
-        </w:rPr>
-        <w:t xml:space="preserve"> is represented indirectly through interactions between neighboring cells.</w:t>
+        <w:t>The initial configuration of the system is either randomly generated or hardcoded depending on the test case, assigning each cell either state 0 or 1.</w:t>
+      </w:r>
+    </w:p>
+    <w:p>
+      <w:pPr>
+        <w:rPr>
+          <w:rFonts w:asciiTheme="minorBidi" w:hAnsiTheme="minorBidi"/>
+        </w:rPr>
+      </w:pPr>
+    </w:p>
+    <w:p>
+      <w:pPr>
+        <w:rPr>
+          <w:rFonts w:asciiTheme="minorBidi" w:hAnsiTheme="minorBidi"/>
+        </w:rPr>
+      </w:pPr>
+      <w:r>
+        <w:rPr>
+          <w:rFonts w:asciiTheme="minorBidi" w:hAnsiTheme="minorBidi"/>
+        </w:rPr>
+        <w:t>Instead of explicitly adding rainfall at each step, rainfall is represented indirectly through interactions between neighboring cells.</w:t>
       </w:r>
     </w:p>
     <w:p>
@@ -644,13 +584,7 @@
         <w:rPr>
           <w:rFonts w:asciiTheme="minorBidi" w:hAnsiTheme="minorBidi"/>
         </w:rPr>
-        <w:t xml:space="preserve"> </w:t>
-      </w:r>
-      <w:r>
-        <w:rPr>
-          <w:rFonts w:asciiTheme="minorBidi" w:hAnsiTheme="minorBidi"/>
-        </w:rPr>
-        <w:t>depending on the rule defined in the model specification</w:t>
+        <w:t xml:space="preserve"> depending on the rule defined in the model specification</w:t>
       </w:r>
       <w:r>
         <w:rPr>
@@ -716,13 +650,7 @@
         <w:rPr>
           <w:rFonts w:asciiTheme="minorBidi" w:hAnsiTheme="minorBidi" w:cstheme="minorBidi"/>
         </w:rPr>
-        <w:t>τ</w:t>
-      </w:r>
-      <w:r>
-        <w:rPr>
-          <w:rFonts w:asciiTheme="minorBidi" w:hAnsiTheme="minorBidi" w:cstheme="minorBidi"/>
-        </w:rPr>
-        <w:t>,</w:t>
+        <w:t>τ,</w:t>
       </w:r>
       <w:r>
         <w:rPr>
@@ -730,58 +658,22 @@
           <w:sz w:val="24"/>
           <w:szCs w:val="24"/>
         </w:rPr>
-        <w:t xml:space="preserve"> </w:t>
-      </w:r>
-      <w:proofErr w:type="spellStart"/>
+        <w:t xml:space="preserve"> δint, δext, λ, </w:t>
+      </w:r>
       <w:r>
         <w:rPr>
           <w:rFonts w:asciiTheme="minorBidi" w:hAnsiTheme="minorBidi" w:cstheme="minorBidi"/>
           <w:sz w:val="24"/>
           <w:szCs w:val="24"/>
         </w:rPr>
-        <w:t>δint</w:t>
-      </w:r>
-      <w:proofErr w:type="spellEnd"/>
+        <w:t>D</w:t>
+      </w:r>
       <w:r>
         <w:rPr>
           <w:rFonts w:asciiTheme="minorBidi" w:hAnsiTheme="minorBidi" w:cstheme="minorBidi"/>
           <w:sz w:val="24"/>
           <w:szCs w:val="24"/>
         </w:rPr>
-        <w:t xml:space="preserve">, </w:t>
-      </w:r>
-      <w:proofErr w:type="spellStart"/>
-      <w:r>
-        <w:rPr>
-          <w:rFonts w:asciiTheme="minorBidi" w:hAnsiTheme="minorBidi" w:cstheme="minorBidi"/>
-          <w:sz w:val="24"/>
-          <w:szCs w:val="24"/>
-        </w:rPr>
-        <w:t>δext</w:t>
-      </w:r>
-      <w:proofErr w:type="spellEnd"/>
-      <w:r>
-        <w:rPr>
-          <w:rFonts w:asciiTheme="minorBidi" w:hAnsiTheme="minorBidi" w:cstheme="minorBidi"/>
-          <w:sz w:val="24"/>
-          <w:szCs w:val="24"/>
-        </w:rPr>
-        <w:t xml:space="preserve">, λ, </w:t>
-      </w:r>
-      <w:r>
-        <w:rPr>
-          <w:rFonts w:asciiTheme="minorBidi" w:hAnsiTheme="minorBidi" w:cstheme="minorBidi"/>
-          <w:sz w:val="24"/>
-          <w:szCs w:val="24"/>
-        </w:rPr>
-        <w:t>D</w:t>
-      </w:r>
-      <w:r>
-        <w:rPr>
-          <w:rFonts w:asciiTheme="minorBidi" w:hAnsiTheme="minorBidi" w:cstheme="minorBidi"/>
-          <w:sz w:val="24"/>
-          <w:szCs w:val="24"/>
-        </w:rPr>
         <w:t>&gt; for the atomic models are defined as follows:</w:t>
       </w:r>
     </w:p>
@@ -821,53 +713,7 @@
         <w:rPr>
           <w:rFonts w:asciiTheme="minorBidi" w:hAnsiTheme="minorBidi"/>
         </w:rPr>
-        <w:t>S = {</w:t>
-      </w:r>
-      <w:proofErr w:type="gramStart"/>
-      <w:r>
-        <w:rPr>
-          <w:rFonts w:asciiTheme="minorBidi" w:hAnsiTheme="minorBidi"/>
-        </w:rPr>
-        <w:t>0 :</w:t>
-      </w:r>
-      <w:proofErr w:type="gramEnd"/>
-      <w:r>
-        <w:rPr>
-          <w:rFonts w:asciiTheme="minorBidi" w:hAnsiTheme="minorBidi"/>
-        </w:rPr>
-        <w:t xml:space="preserve"> empty </w:t>
-      </w:r>
-      <w:proofErr w:type="gramStart"/>
-      <w:r>
-        <w:rPr>
-          <w:rFonts w:asciiTheme="minorBidi" w:hAnsiTheme="minorBidi"/>
-        </w:rPr>
-        <w:t>cell ,</w:t>
-      </w:r>
-      <w:proofErr w:type="gramEnd"/>
-      <w:r>
-        <w:rPr>
-          <w:rFonts w:asciiTheme="minorBidi" w:hAnsiTheme="minorBidi"/>
-        </w:rPr>
-        <w:t xml:space="preserve"> </w:t>
-      </w:r>
-      <w:r>
-        <w:rPr>
-          <w:rFonts w:asciiTheme="minorBidi" w:hAnsiTheme="minorBidi"/>
-        </w:rPr>
-        <w:t xml:space="preserve"> </w:t>
-      </w:r>
-      <w:r>
-        <w:rPr>
-          <w:rFonts w:asciiTheme="minorBidi" w:hAnsiTheme="minorBidi"/>
-        </w:rPr>
-        <w:t>1: plant cell</w:t>
-      </w:r>
-      <w:r>
-        <w:rPr>
-          <w:rFonts w:asciiTheme="minorBidi" w:hAnsiTheme="minorBidi"/>
-        </w:rPr>
-        <w:t>}</w:t>
+        <w:t>S = {0 : empty cell ,  1: plant cell}</w:t>
       </w:r>
     </w:p>
     <w:p>
@@ -888,7 +734,6 @@
         </w:rPr>
         <w:t>S^</w:t>
       </w:r>
-      <w:proofErr w:type="gramStart"/>
       <w:r>
         <w:rPr>
           <w:rFonts w:asciiTheme="minorBidi" w:hAnsiTheme="minorBidi"/>
@@ -899,339 +744,14 @@
         <w:rPr>
           <w:rFonts w:asciiTheme="minorBidi" w:hAnsiTheme="minorBidi"/>
         </w:rPr>
-        <w:t xml:space="preserve">  =</w:t>
-      </w:r>
-      <w:proofErr w:type="gramEnd"/>
-      <w:r>
-        <w:rPr>
-          <w:rFonts w:asciiTheme="minorBidi" w:hAnsiTheme="minorBidi"/>
-        </w:rPr>
-        <w:t xml:space="preserve">&gt; </w:t>
-      </w:r>
-      <w:proofErr w:type="gramStart"/>
-      <w:r>
-        <w:rPr>
-          <w:rFonts w:asciiTheme="minorBidi" w:hAnsiTheme="minorBidi"/>
-        </w:rPr>
-        <w:t>{</w:t>
-      </w:r>
-      <w:r>
-        <w:rPr>
-          <w:rFonts w:asciiTheme="minorBidi" w:hAnsiTheme="minorBidi"/>
-        </w:rPr>
-        <w:t xml:space="preserve"> </w:t>
-      </w:r>
-      <w:r>
-        <w:rPr>
-          <w:rFonts w:asciiTheme="minorBidi" w:hAnsiTheme="minorBidi"/>
-        </w:rPr>
-        <w:t>(</w:t>
-      </w:r>
-      <w:proofErr w:type="gramEnd"/>
-      <w:r>
-        <w:rPr>
-          <w:rFonts w:asciiTheme="minorBidi" w:hAnsiTheme="minorBidi"/>
-        </w:rPr>
-        <w:t>-1,1</w:t>
-      </w:r>
-      <w:proofErr w:type="gramStart"/>
-      <w:r>
-        <w:rPr>
-          <w:rFonts w:asciiTheme="minorBidi" w:hAnsiTheme="minorBidi"/>
-        </w:rPr>
-        <w:t>)</w:t>
-      </w:r>
-      <w:r>
-        <w:rPr>
-          <w:rFonts w:asciiTheme="minorBidi" w:hAnsiTheme="minorBidi"/>
-        </w:rPr>
-        <w:t xml:space="preserve"> ,</w:t>
-      </w:r>
-      <w:proofErr w:type="gramEnd"/>
-      <w:r>
-        <w:rPr>
-          <w:rFonts w:asciiTheme="minorBidi" w:hAnsiTheme="minorBidi"/>
-        </w:rPr>
-        <w:t xml:space="preserve"> </w:t>
-      </w:r>
-      <w:r>
-        <w:rPr>
-          <w:rFonts w:asciiTheme="minorBidi" w:hAnsiTheme="minorBidi"/>
-        </w:rPr>
-        <w:t>(0,1)</w:t>
-      </w:r>
-      <w:r>
-        <w:rPr>
-          <w:rFonts w:asciiTheme="minorBidi" w:hAnsiTheme="minorBidi"/>
-        </w:rPr>
-        <w:t xml:space="preserve">, </w:t>
-      </w:r>
-      <w:r>
-        <w:rPr>
-          <w:rFonts w:asciiTheme="minorBidi" w:hAnsiTheme="minorBidi"/>
-        </w:rPr>
-        <w:t>(1,1)</w:t>
-      </w:r>
-      <w:r>
-        <w:rPr>
-          <w:rFonts w:asciiTheme="minorBidi" w:hAnsiTheme="minorBidi"/>
-        </w:rPr>
-        <w:t xml:space="preserve">, </w:t>
-      </w:r>
-      <w:r>
-        <w:rPr>
-          <w:rFonts w:asciiTheme="minorBidi" w:hAnsiTheme="minorBidi"/>
-        </w:rPr>
-        <w:t>(-1,0</w:t>
-      </w:r>
-      <w:proofErr w:type="gramStart"/>
-      <w:r>
-        <w:rPr>
-          <w:rFonts w:asciiTheme="minorBidi" w:hAnsiTheme="minorBidi"/>
-        </w:rPr>
-        <w:t>)</w:t>
-      </w:r>
-      <w:r>
-        <w:rPr>
-          <w:rFonts w:asciiTheme="minorBidi" w:hAnsiTheme="minorBidi"/>
-        </w:rPr>
-        <w:t>,</w:t>
-      </w:r>
-      <w:r>
-        <w:rPr>
-          <w:rFonts w:asciiTheme="minorBidi" w:hAnsiTheme="minorBidi"/>
-        </w:rPr>
-        <w:t>(</w:t>
-      </w:r>
-      <w:proofErr w:type="gramEnd"/>
-      <w:r>
-        <w:rPr>
-          <w:rFonts w:asciiTheme="minorBidi" w:hAnsiTheme="minorBidi"/>
-        </w:rPr>
-        <w:t>1,0)</w:t>
-      </w:r>
-      <w:r>
-        <w:rPr>
-          <w:rFonts w:asciiTheme="minorBidi" w:hAnsiTheme="minorBidi"/>
-        </w:rPr>
-        <w:t xml:space="preserve">, </w:t>
-      </w:r>
-      <w:r>
-        <w:rPr>
-          <w:rFonts w:asciiTheme="minorBidi" w:hAnsiTheme="minorBidi"/>
-        </w:rPr>
-        <w:t>(</w:t>
-      </w:r>
-      <w:proofErr w:type="gramStart"/>
-      <w:r>
-        <w:rPr>
-          <w:rFonts w:asciiTheme="minorBidi" w:hAnsiTheme="minorBidi"/>
-        </w:rPr>
-        <w:t>0,-</w:t>
-      </w:r>
-      <w:proofErr w:type="gramEnd"/>
-      <w:r>
-        <w:rPr>
-          <w:rFonts w:asciiTheme="minorBidi" w:hAnsiTheme="minorBidi"/>
-        </w:rPr>
-        <w:t>1</w:t>
-      </w:r>
-      <w:proofErr w:type="gramStart"/>
-      <w:r>
-        <w:rPr>
-          <w:rFonts w:asciiTheme="minorBidi" w:hAnsiTheme="minorBidi"/>
-        </w:rPr>
-        <w:t>)</w:t>
-      </w:r>
-      <w:r>
-        <w:rPr>
-          <w:rFonts w:asciiTheme="minorBidi" w:hAnsiTheme="minorBidi"/>
-        </w:rPr>
-        <w:t>,</w:t>
-      </w:r>
-      <w:r>
-        <w:rPr>
-          <w:rFonts w:asciiTheme="minorBidi" w:hAnsiTheme="minorBidi"/>
-        </w:rPr>
-        <w:t>(</w:t>
-      </w:r>
-      <w:proofErr w:type="gramEnd"/>
-      <w:r>
-        <w:rPr>
-          <w:rFonts w:asciiTheme="minorBidi" w:hAnsiTheme="minorBidi"/>
-        </w:rPr>
-        <w:t>-1,2</w:t>
-      </w:r>
-      <w:proofErr w:type="gramStart"/>
-      <w:r>
-        <w:rPr>
-          <w:rFonts w:asciiTheme="minorBidi" w:hAnsiTheme="minorBidi"/>
-        </w:rPr>
-        <w:t>)</w:t>
-      </w:r>
-      <w:r>
-        <w:rPr>
-          <w:rFonts w:asciiTheme="minorBidi" w:hAnsiTheme="minorBidi"/>
-        </w:rPr>
-        <w:t>,</w:t>
-      </w:r>
-      <w:r>
-        <w:rPr>
-          <w:rFonts w:asciiTheme="minorBidi" w:hAnsiTheme="minorBidi"/>
-        </w:rPr>
-        <w:t>(</w:t>
-      </w:r>
-      <w:proofErr w:type="gramEnd"/>
-      <w:r>
-        <w:rPr>
-          <w:rFonts w:asciiTheme="minorBidi" w:hAnsiTheme="minorBidi"/>
-        </w:rPr>
-        <w:t>0,2</w:t>
-      </w:r>
-      <w:proofErr w:type="gramStart"/>
-      <w:r>
-        <w:rPr>
-          <w:rFonts w:asciiTheme="minorBidi" w:hAnsiTheme="minorBidi"/>
-        </w:rPr>
-        <w:t>)</w:t>
-      </w:r>
-      <w:r>
-        <w:rPr>
-          <w:rFonts w:asciiTheme="minorBidi" w:hAnsiTheme="minorBidi"/>
-        </w:rPr>
-        <w:t>,</w:t>
-      </w:r>
-      <w:r>
-        <w:rPr>
-          <w:rFonts w:asciiTheme="minorBidi" w:hAnsiTheme="minorBidi"/>
-        </w:rPr>
-        <w:t>(</w:t>
-      </w:r>
-      <w:proofErr w:type="gramEnd"/>
-      <w:r>
-        <w:rPr>
-          <w:rFonts w:asciiTheme="minorBidi" w:hAnsiTheme="minorBidi"/>
-        </w:rPr>
-        <w:t>1,2</w:t>
-      </w:r>
-      <w:proofErr w:type="gramStart"/>
-      <w:r>
-        <w:rPr>
-          <w:rFonts w:asciiTheme="minorBidi" w:hAnsiTheme="minorBidi"/>
-        </w:rPr>
-        <w:t>)</w:t>
-      </w:r>
-      <w:r>
-        <w:rPr>
-          <w:rFonts w:asciiTheme="minorBidi" w:hAnsiTheme="minorBidi"/>
-        </w:rPr>
-        <w:t>,</w:t>
-      </w:r>
-      <w:r>
-        <w:rPr>
-          <w:rFonts w:asciiTheme="minorBidi" w:hAnsiTheme="minorBidi"/>
-        </w:rPr>
-        <w:t>(</w:t>
-      </w:r>
-      <w:proofErr w:type="gramEnd"/>
-      <w:r>
-        <w:rPr>
-          <w:rFonts w:asciiTheme="minorBidi" w:hAnsiTheme="minorBidi"/>
-        </w:rPr>
-        <w:t>-2,1</w:t>
-      </w:r>
-      <w:proofErr w:type="gramStart"/>
-      <w:r>
-        <w:rPr>
-          <w:rFonts w:asciiTheme="minorBidi" w:hAnsiTheme="minorBidi"/>
-        </w:rPr>
-        <w:t>)</w:t>
-      </w:r>
-      <w:r>
-        <w:rPr>
-          <w:rFonts w:asciiTheme="minorBidi" w:hAnsiTheme="minorBidi"/>
-        </w:rPr>
-        <w:t>,</w:t>
-      </w:r>
-      <w:r>
-        <w:rPr>
-          <w:rFonts w:asciiTheme="minorBidi" w:hAnsiTheme="minorBidi"/>
-        </w:rPr>
-        <w:t>(</w:t>
-      </w:r>
-      <w:proofErr w:type="gramEnd"/>
-      <w:r>
-        <w:rPr>
-          <w:rFonts w:asciiTheme="minorBidi" w:hAnsiTheme="minorBidi"/>
-        </w:rPr>
-        <w:t>-2,0</w:t>
-      </w:r>
-      <w:proofErr w:type="gramStart"/>
-      <w:r>
-        <w:rPr>
-          <w:rFonts w:asciiTheme="minorBidi" w:hAnsiTheme="minorBidi"/>
-        </w:rPr>
-        <w:t>)</w:t>
-      </w:r>
-      <w:r>
-        <w:rPr>
-          <w:rFonts w:asciiTheme="minorBidi" w:hAnsiTheme="minorBidi"/>
-        </w:rPr>
-        <w:t>,</w:t>
-      </w:r>
-      <w:r>
-        <w:rPr>
-          <w:rFonts w:asciiTheme="minorBidi" w:hAnsiTheme="minorBidi"/>
-        </w:rPr>
-        <w:t>(</w:t>
-      </w:r>
-      <w:proofErr w:type="gramEnd"/>
-      <w:r>
-        <w:rPr>
-          <w:rFonts w:asciiTheme="minorBidi" w:hAnsiTheme="minorBidi"/>
-        </w:rPr>
-        <w:t>2,1</w:t>
-      </w:r>
-      <w:proofErr w:type="gramStart"/>
-      <w:r>
-        <w:rPr>
-          <w:rFonts w:asciiTheme="minorBidi" w:hAnsiTheme="minorBidi"/>
-        </w:rPr>
-        <w:t>)</w:t>
-      </w:r>
-      <w:r>
-        <w:rPr>
-          <w:rFonts w:asciiTheme="minorBidi" w:hAnsiTheme="minorBidi"/>
-        </w:rPr>
-        <w:t>,</w:t>
-      </w:r>
-      <w:r>
-        <w:rPr>
-          <w:rFonts w:asciiTheme="minorBidi" w:hAnsiTheme="minorBidi"/>
-        </w:rPr>
-        <w:t>(</w:t>
-      </w:r>
-      <w:proofErr w:type="gramEnd"/>
-      <w:r>
-        <w:rPr>
-          <w:rFonts w:asciiTheme="minorBidi" w:hAnsiTheme="minorBidi"/>
-        </w:rPr>
-        <w:t>2,0</w:t>
-      </w:r>
-      <w:proofErr w:type="gramStart"/>
-      <w:r>
-        <w:rPr>
-          <w:rFonts w:asciiTheme="minorBidi" w:hAnsiTheme="minorBidi"/>
-        </w:rPr>
-        <w:t>)</w:t>
-      </w:r>
-      <w:r>
-        <w:rPr>
-          <w:rFonts w:asciiTheme="minorBidi" w:hAnsiTheme="minorBidi"/>
-        </w:rPr>
-        <w:t xml:space="preserve"> }</w:t>
-      </w:r>
-      <w:proofErr w:type="gramEnd"/>
+        <w:t xml:space="preserve">  =&gt; {</w:t>
+      </w:r>
+      <w:r>
+        <w:rPr>
+          <w:rFonts w:asciiTheme="minorBidi" w:hAnsiTheme="minorBidi"/>
+        </w:rPr>
+        <w:t xml:space="preserve"> (-1,1) , (0,1), (1,1), (-1,0),(1,0), (0,-1),(-1,2),(0,2),(1,2),(-2,1),(-2,0),(2,1),(2,0) }</w:t>
+      </w:r>
     </w:p>
     <w:p>
       <w:pPr>
@@ -1249,34 +769,45 @@
         <w:rPr>
           <w:rFonts w:asciiTheme="minorBidi" w:hAnsiTheme="minorBidi"/>
         </w:rPr>
-        <w:t>1 time unit</w:t>
-      </w:r>
-    </w:p>
-    <w:p>
-      <w:pPr>
-        <w:rPr>
-          <w:rFonts w:asciiTheme="minorBidi" w:hAnsiTheme="minorBidi"/>
-        </w:rPr>
-      </w:pPr>
-      <w:r>
-        <w:rPr>
-          <w:rFonts w:asciiTheme="minorBidi" w:hAnsiTheme="minorBidi"/>
-        </w:rPr>
-        <w:t>τ = “</w:t>
-      </w:r>
-      <w:proofErr w:type="spellStart"/>
-      <w:r>
-        <w:rPr>
-          <w:rFonts w:asciiTheme="minorBidi" w:hAnsiTheme="minorBidi"/>
-        </w:rPr>
-        <w:t>update_rule</w:t>
-      </w:r>
-      <w:proofErr w:type="spellEnd"/>
-      <w:r>
-        <w:rPr>
-          <w:rFonts w:asciiTheme="minorBidi" w:hAnsiTheme="minorBidi"/>
-        </w:rPr>
-        <w:t>” pseudo code</w:t>
+        <w:t xml:space="preserve">1 </w:t>
+      </w:r>
+      <w:r>
+        <w:rPr>
+          <w:rFonts w:asciiTheme="minorBidi" w:hAnsiTheme="minorBidi"/>
+        </w:rPr>
+        <w:t>second</w:t>
+      </w:r>
+    </w:p>
+    <w:p>
+      <w:pPr>
+        <w:rPr>
+          <w:rFonts w:asciiTheme="minorBidi" w:hAnsiTheme="minorBidi"/>
+        </w:rPr>
+      </w:pPr>
+      <w:r>
+        <w:rPr>
+          <w:rFonts w:asciiTheme="minorBidi" w:hAnsiTheme="minorBidi"/>
+        </w:rPr>
+        <w:t>τ = “update_rule” pseudo code</w:t>
+      </w:r>
+      <w:r>
+        <w:rPr>
+          <w:rFonts w:asciiTheme="minorBidi" w:hAnsiTheme="minorBidi"/>
+        </w:rPr>
+        <w:t>:</w:t>
+      </w:r>
+    </w:p>
+    <w:p>
+      <w:pPr>
+        <w:rPr>
+          <w:rFonts w:asciiTheme="minorBidi" w:hAnsiTheme="minorBidi"/>
+        </w:rPr>
+      </w:pPr>
+      <w:r>
+        <w:rPr>
+          <w:rFonts w:asciiTheme="minorBidi" w:hAnsiTheme="minorBidi"/>
+        </w:rPr>
+        <w:t>[</w:t>
       </w:r>
     </w:p>
     <w:p>
@@ -1301,13 +832,7 @@
         <w:rPr>
           <w:rFonts w:asciiTheme="minorBidi" w:hAnsiTheme="minorBidi"/>
         </w:rPr>
-        <w:t xml:space="preserve"> </w:t>
-      </w:r>
-      <w:r>
-        <w:rPr>
-          <w:rFonts w:asciiTheme="minorBidi" w:hAnsiTheme="minorBidi"/>
-        </w:rPr>
-        <w:t xml:space="preserve">If the cell is empty (S </w:t>
+        <w:t xml:space="preserve"> If the cell is empty (S </w:t>
       </w:r>
       <w:r>
         <w:rPr>
@@ -1343,51 +868,7 @@
         <w:rPr>
           <w:rFonts w:asciiTheme="minorBidi" w:hAnsiTheme="minorBidi"/>
         </w:rPr>
-        <w:t>T</w:t>
-      </w:r>
-      <w:r>
-        <w:rPr>
-          <w:rFonts w:asciiTheme="minorBidi" w:hAnsiTheme="minorBidi"/>
-        </w:rPr>
-        <w:t xml:space="preserve">he value of primary </w:t>
-      </w:r>
-      <w:r>
-        <w:rPr>
-          <w:rFonts w:asciiTheme="minorBidi" w:hAnsiTheme="minorBidi"/>
-        </w:rPr>
-        <w:t>neighborhood</w:t>
-      </w:r>
-      <w:r>
-        <w:rPr>
-          <w:rFonts w:asciiTheme="minorBidi" w:hAnsiTheme="minorBidi"/>
-        </w:rPr>
-        <w:t xml:space="preserve"> cells</w:t>
-      </w:r>
-      <w:r>
-        <w:rPr>
-          <w:rFonts w:asciiTheme="minorBidi" w:hAnsiTheme="minorBidi"/>
-        </w:rPr>
-        <w:t xml:space="preserve">: </w:t>
-      </w:r>
-      <w:r>
-        <w:rPr>
-          <w:rFonts w:asciiTheme="minorBidi" w:hAnsiTheme="minorBidi"/>
-        </w:rPr>
-        <w:t>(-1,1) + (0,1) + (1,1) + (-1,0) + (</w:t>
-      </w:r>
-      <w:proofErr w:type="gramStart"/>
-      <w:r>
-        <w:rPr>
-          <w:rFonts w:asciiTheme="minorBidi" w:hAnsiTheme="minorBidi"/>
-        </w:rPr>
-        <w:t>0,-</w:t>
-      </w:r>
-      <w:proofErr w:type="gramEnd"/>
-      <w:r>
-        <w:rPr>
-          <w:rFonts w:asciiTheme="minorBidi" w:hAnsiTheme="minorBidi"/>
-        </w:rPr>
-        <w:t>1) + (1,0)</w:t>
+        <w:t>The value of primary neighborhood cells: (-1,1) + (0,1) + (1,1) + (-1,0) + (0,-1) + (1,0)</w:t>
       </w:r>
     </w:p>
     <w:p>
@@ -1401,113 +882,11 @@
           <w:rFonts w:asciiTheme="minorBidi" w:hAnsiTheme="minorBidi"/>
         </w:rPr>
       </w:pPr>
-      <w:proofErr w:type="gramStart"/>
-      <w:r>
-        <w:rPr>
-          <w:rFonts w:asciiTheme="minorBidi" w:hAnsiTheme="minorBidi"/>
-        </w:rPr>
-        <w:t>plus</w:t>
-      </w:r>
-      <w:proofErr w:type="gramEnd"/>
-      <w:r>
-        <w:rPr>
-          <w:rFonts w:asciiTheme="minorBidi" w:hAnsiTheme="minorBidi"/>
-        </w:rPr>
-        <w:t xml:space="preserve"> the value of secondary </w:t>
-      </w:r>
-      <w:r>
-        <w:rPr>
-          <w:rFonts w:asciiTheme="minorBidi" w:hAnsiTheme="minorBidi"/>
-        </w:rPr>
-        <w:t>neighborhood</w:t>
-      </w:r>
-      <w:r>
-        <w:rPr>
-          <w:rFonts w:asciiTheme="minorBidi" w:hAnsiTheme="minorBidi"/>
-        </w:rPr>
-        <w:t xml:space="preserve"> cells [</w:t>
-      </w:r>
-      <w:r>
-        <w:rPr>
-          <w:rFonts w:asciiTheme="minorBidi" w:hAnsiTheme="minorBidi"/>
-        </w:rPr>
-        <w:t xml:space="preserve"> </w:t>
-      </w:r>
-      <w:r>
-        <w:rPr>
-          <w:rFonts w:asciiTheme="minorBidi" w:hAnsiTheme="minorBidi"/>
-        </w:rPr>
-        <w:t>(-1,2) + (</w:t>
-      </w:r>
-      <w:proofErr w:type="gramStart"/>
-      <w:r>
-        <w:rPr>
-          <w:rFonts w:asciiTheme="minorBidi" w:hAnsiTheme="minorBidi"/>
-        </w:rPr>
-        <w:t>0</w:t>
-      </w:r>
-      <w:r>
-        <w:rPr>
-          <w:rFonts w:asciiTheme="minorBidi" w:hAnsiTheme="minorBidi"/>
-        </w:rPr>
-        <w:t xml:space="preserve"> </w:t>
-      </w:r>
-      <w:r>
-        <w:rPr>
-          <w:rFonts w:asciiTheme="minorBidi" w:hAnsiTheme="minorBidi"/>
-        </w:rPr>
-        <w:t>,</w:t>
-      </w:r>
-      <w:proofErr w:type="gramEnd"/>
-      <w:r>
-        <w:rPr>
-          <w:rFonts w:asciiTheme="minorBidi" w:hAnsiTheme="minorBidi"/>
-        </w:rPr>
-        <w:t xml:space="preserve"> </w:t>
-      </w:r>
-      <w:r>
-        <w:rPr>
-          <w:rFonts w:asciiTheme="minorBidi" w:hAnsiTheme="minorBidi"/>
-        </w:rPr>
-        <w:t>2) + (1,2) + (-2</w:t>
-      </w:r>
-      <w:r>
-        <w:rPr>
-          <w:rFonts w:asciiTheme="minorBidi" w:hAnsiTheme="minorBidi"/>
-        </w:rPr>
-        <w:t xml:space="preserve"> </w:t>
-      </w:r>
-      <w:r>
-        <w:rPr>
-          <w:rFonts w:asciiTheme="minorBidi" w:hAnsiTheme="minorBidi"/>
-        </w:rPr>
-        <w:t>,1) + (-2,0) + (2,1) + (2,0</w:t>
-      </w:r>
-      <w:proofErr w:type="gramStart"/>
-      <w:r>
-        <w:rPr>
-          <w:rFonts w:asciiTheme="minorBidi" w:hAnsiTheme="minorBidi"/>
-        </w:rPr>
-        <w:t>)</w:t>
-      </w:r>
-      <w:r>
-        <w:rPr>
-          <w:rFonts w:asciiTheme="minorBidi" w:hAnsiTheme="minorBidi"/>
-        </w:rPr>
-        <w:t xml:space="preserve"> </w:t>
-      </w:r>
-      <w:r>
-        <w:rPr>
-          <w:rFonts w:asciiTheme="minorBidi" w:hAnsiTheme="minorBidi"/>
-        </w:rPr>
-        <w:t>]</w:t>
-      </w:r>
-      <w:proofErr w:type="gramEnd"/>
-      <w:r>
-        <w:rPr>
-          <w:rFonts w:asciiTheme="minorBidi" w:hAnsiTheme="minorBidi"/>
-        </w:rPr>
-        <w:t xml:space="preserve"> / 2</w:t>
+      <w:r>
+        <w:rPr>
+          <w:rFonts w:asciiTheme="minorBidi" w:hAnsiTheme="minorBidi"/>
+        </w:rPr>
+        <w:t>plus the value of secondary neighborhood cells [ (-1,2) + (0 , 2) + (1,2) + (-2 ,1) + (-2,0) + (2,1) + (2,0) ] / 2</w:t>
       </w:r>
     </w:p>
     <w:p>
@@ -1552,19 +931,13 @@
     </w:p>
     <w:p>
       <w:r>
-        <w:t xml:space="preserve">Case </w:t>
-      </w:r>
-      <w:r>
-        <w:t>2</w:t>
+        <w:t>Case 2</w:t>
       </w:r>
       <w:r>
         <w:t xml:space="preserve">: </w:t>
       </w:r>
       <w:r>
-        <w:t xml:space="preserve">If the cell is </w:t>
-      </w:r>
-      <w:r>
-        <w:t xml:space="preserve">not </w:t>
+        <w:t xml:space="preserve">If the cell is not </w:t>
       </w:r>
       <w:r>
         <w:t>empty</w:t>
@@ -1576,10 +949,7 @@
         <w:t xml:space="preserve">is </w:t>
       </w:r>
       <w:r>
-        <w:t>1</w:t>
-      </w:r>
-      <w:r>
-        <w:t>)</w:t>
+        <w:t>1)</w:t>
       </w:r>
       <w:r>
         <w:t xml:space="preserve"> and</w:t>
@@ -1600,21 +970,7 @@
         <w:rPr>
           <w:rFonts w:asciiTheme="minorBidi" w:hAnsiTheme="minorBidi"/>
         </w:rPr>
-        <w:t>The value of primary neighborhood cells: (-1,1) + (0,1) + (1,1) + (-1,0) + (</w:t>
-      </w:r>
-      <w:proofErr w:type="gramStart"/>
-      <w:r>
-        <w:rPr>
-          <w:rFonts w:asciiTheme="minorBidi" w:hAnsiTheme="minorBidi"/>
-        </w:rPr>
-        <w:t>0,-</w:t>
-      </w:r>
-      <w:proofErr w:type="gramEnd"/>
-      <w:r>
-        <w:rPr>
-          <w:rFonts w:asciiTheme="minorBidi" w:hAnsiTheme="minorBidi"/>
-        </w:rPr>
-        <w:t>1) + (1,0)</w:t>
+        <w:t>The value of primary neighborhood cells: (-1,1) + (0,1) + (1,1) + (-1,0) + (0,-1) + (1,0)</w:t>
       </w:r>
     </w:p>
     <w:p>
@@ -1628,47 +984,11 @@
           <w:rFonts w:asciiTheme="minorBidi" w:hAnsiTheme="minorBidi"/>
         </w:rPr>
       </w:pPr>
-      <w:proofErr w:type="gramStart"/>
-      <w:r>
-        <w:rPr>
-          <w:rFonts w:asciiTheme="minorBidi" w:hAnsiTheme="minorBidi"/>
-        </w:rPr>
-        <w:t>plus</w:t>
-      </w:r>
-      <w:proofErr w:type="gramEnd"/>
-      <w:r>
-        <w:rPr>
-          <w:rFonts w:asciiTheme="minorBidi" w:hAnsiTheme="minorBidi"/>
-        </w:rPr>
-        <w:t xml:space="preserve"> the value of secondary neighborhood cells [ (-1,2) + (</w:t>
-      </w:r>
-      <w:proofErr w:type="gramStart"/>
-      <w:r>
-        <w:rPr>
-          <w:rFonts w:asciiTheme="minorBidi" w:hAnsiTheme="minorBidi"/>
-        </w:rPr>
-        <w:t>0 ,</w:t>
-      </w:r>
-      <w:proofErr w:type="gramEnd"/>
-      <w:r>
-        <w:rPr>
-          <w:rFonts w:asciiTheme="minorBidi" w:hAnsiTheme="minorBidi"/>
-        </w:rPr>
-        <w:t xml:space="preserve"> 2) + (1,2) + (-2 ,1) + (-2,0) + (2,1) + (2,0</w:t>
-      </w:r>
-      <w:proofErr w:type="gramStart"/>
-      <w:r>
-        <w:rPr>
-          <w:rFonts w:asciiTheme="minorBidi" w:hAnsiTheme="minorBidi"/>
-        </w:rPr>
-        <w:t>) ]</w:t>
-      </w:r>
-      <w:proofErr w:type="gramEnd"/>
-      <w:r>
-        <w:rPr>
-          <w:rFonts w:asciiTheme="minorBidi" w:hAnsiTheme="minorBidi"/>
-        </w:rPr>
-        <w:t xml:space="preserve"> / 2</w:t>
+      <w:r>
+        <w:rPr>
+          <w:rFonts w:asciiTheme="minorBidi" w:hAnsiTheme="minorBidi"/>
+        </w:rPr>
+        <w:t>plus the value of secondary neighborhood cells [ (-1,2) + (0 , 2) + (1,2) + (-2 ,1) + (-2,0) + (2,1) + (2,0) ] / 2</w:t>
       </w:r>
     </w:p>
     <w:p>
@@ -1686,37 +1006,7 @@
         <w:rPr>
           <w:rFonts w:asciiTheme="minorBidi" w:hAnsiTheme="minorBidi"/>
         </w:rPr>
-        <w:t>plus 9 – [</w:t>
-      </w:r>
-      <w:r>
-        <w:rPr>
-          <w:rFonts w:asciiTheme="minorBidi" w:hAnsiTheme="minorBidi"/>
-        </w:rPr>
-        <w:t xml:space="preserve"> </w:t>
-      </w:r>
-      <w:r>
-        <w:rPr>
-          <w:rFonts w:asciiTheme="minorBidi" w:hAnsiTheme="minorBidi"/>
-        </w:rPr>
-        <w:t>((-1</w:t>
-      </w:r>
-      <w:r>
-        <w:rPr>
-          <w:rFonts w:asciiTheme="minorBidi" w:hAnsiTheme="minorBidi"/>
-        </w:rPr>
-        <w:t xml:space="preserve"> </w:t>
-      </w:r>
-      <w:r>
-        <w:rPr>
-          <w:rFonts w:asciiTheme="minorBidi" w:hAnsiTheme="minorBidi"/>
-        </w:rPr>
-        <w:t>,1) + (0,1) + (1,1)) × 3]</w:t>
-      </w:r>
-      <w:r>
-        <w:rPr>
-          <w:rFonts w:asciiTheme="minorBidi" w:hAnsiTheme="minorBidi"/>
-        </w:rPr>
-        <w:t xml:space="preserve"> </w:t>
+        <w:t xml:space="preserve">plus 9 – [ ((-1 ,1) + (0,1) + (1,1)) × 3] </w:t>
       </w:r>
       <w:r>
         <w:rPr>
@@ -1724,15 +1014,7 @@
           <w:b/>
           <w:bCs/>
         </w:rPr>
-        <w:t xml:space="preserve">is less than </w:t>
-      </w:r>
-      <w:r>
-        <w:rPr>
-          <w:rFonts w:asciiTheme="minorBidi" w:hAnsiTheme="minorBidi"/>
-          <w:b/>
-          <w:bCs/>
-        </w:rPr>
-        <w:t>9.5</w:t>
+        <w:t>is less than 9.5</w:t>
       </w:r>
       <w:r>
         <w:rPr>
@@ -1789,27 +1071,14 @@
         <w:rPr>
           <w:rFonts w:asciiTheme="minorBidi" w:hAnsiTheme="minorBidi"/>
         </w:rPr>
+        <w:lastRenderedPageBreak/>
         <w:t>the state remains the same</w:t>
       </w:r>
       <w:r>
         <w:rPr>
           <w:rFonts w:asciiTheme="minorBidi" w:hAnsiTheme="minorBidi"/>
         </w:rPr>
-        <w:t xml:space="preserve"> if neither case 1 </w:t>
-      </w:r>
-      <w:proofErr w:type="gramStart"/>
-      <w:r>
-        <w:rPr>
-          <w:rFonts w:asciiTheme="minorBidi" w:hAnsiTheme="minorBidi"/>
-        </w:rPr>
-        <w:t>or</w:t>
-      </w:r>
-      <w:proofErr w:type="gramEnd"/>
-      <w:r>
-        <w:rPr>
-          <w:rFonts w:asciiTheme="minorBidi" w:hAnsiTheme="minorBidi"/>
-        </w:rPr>
-        <w:t xml:space="preserve"> case 2 </w:t>
+        <w:t xml:space="preserve"> if neither case 1 or case 2 </w:t>
       </w:r>
       <w:r>
         <w:rPr>
@@ -1824,46 +1093,24 @@
           <w:rFonts w:asciiTheme="minorBidi" w:hAnsiTheme="minorBidi"/>
         </w:rPr>
       </w:pPr>
-    </w:p>
-    <w:p>
-      <w:pPr>
-        <w:rPr>
-          <w:rFonts w:asciiTheme="minorBidi" w:hAnsiTheme="minorBidi"/>
-        </w:rPr>
-      </w:pPr>
-      <w:proofErr w:type="spellStart"/>
-      <w:r>
-        <w:rPr>
-          <w:rFonts w:asciiTheme="minorBidi" w:hAnsiTheme="minorBidi"/>
-        </w:rPr>
-        <w:t>δint</w:t>
-      </w:r>
-      <w:proofErr w:type="spellEnd"/>
-      <w:r>
-        <w:rPr>
-          <w:rFonts w:asciiTheme="minorBidi" w:hAnsiTheme="minorBidi"/>
-        </w:rPr>
-        <w:t xml:space="preserve">, </w:t>
-      </w:r>
-      <w:proofErr w:type="spellStart"/>
-      <w:r>
-        <w:rPr>
-          <w:rFonts w:asciiTheme="minorBidi" w:hAnsiTheme="minorBidi"/>
-        </w:rPr>
-        <w:t>δext</w:t>
-      </w:r>
-      <w:proofErr w:type="spellEnd"/>
-      <w:r>
-        <w:rPr>
-          <w:rFonts w:asciiTheme="minorBidi" w:hAnsiTheme="minorBidi"/>
-        </w:rPr>
-        <w:t>, λ, D</w:t>
-      </w:r>
-      <w:r>
-        <w:rPr>
-          <w:rFonts w:asciiTheme="minorBidi" w:hAnsiTheme="minorBidi"/>
-        </w:rPr>
-        <w:t xml:space="preserve"> are implicitly defined following </w:t>
+      <w:r>
+        <w:rPr>
+          <w:rFonts w:asciiTheme="minorBidi" w:hAnsiTheme="minorBidi"/>
+        </w:rPr>
+        <w:t>]</w:t>
+      </w:r>
+    </w:p>
+    <w:p>
+      <w:pPr>
+        <w:rPr>
+          <w:rFonts w:asciiTheme="minorBidi" w:hAnsiTheme="minorBidi"/>
+        </w:rPr>
+      </w:pPr>
+      <w:r>
+        <w:rPr>
+          <w:rFonts w:asciiTheme="minorBidi" w:hAnsiTheme="minorBidi"/>
+        </w:rPr>
+        <w:t xml:space="preserve">δint, δext, λ, D are implicitly defined following </w:t>
       </w:r>
       <w:r>
         <w:rPr>
@@ -2194,82 +1441,77 @@
           <w:b/>
           <w:bCs/>
         </w:rPr>
-        <w:t xml:space="preserve"> the </w:t>
-      </w:r>
-      <w:r>
+        <w:t xml:space="preserve"> the downhill direction going upwards instead of downwards. </w:t>
+      </w:r>
+    </w:p>
+    <w:p>
+      <w:pPr>
+        <w:pStyle w:val="Heading2"/>
+      </w:pPr>
+      <w:r>
+        <w:t>Test 1</w:t>
+      </w:r>
+      <w:r>
+        <w:t xml:space="preserve"> </w:t>
+      </w:r>
+      <w:r>
+        <w:t xml:space="preserve">- </w:t>
+      </w:r>
+      <w:r>
+        <w:t>Random</w:t>
+      </w:r>
+    </w:p>
+    <w:p>
+      <w:r>
+        <w:t xml:space="preserve">In this test scenario we are </w:t>
+      </w:r>
+      <w:r>
+        <w:t xml:space="preserve">following the same experimentation done by the referenced paper [1]. The initial state of the grid was randomly generated with a </w:t>
+      </w:r>
+      <w:r>
+        <w:t xml:space="preserve">set seed of </w:t>
+      </w:r>
+      <w:r>
+        <w:t>47</w:t>
+      </w:r>
+      <w:r>
+        <w:t>.</w:t>
+      </w:r>
+    </w:p>
+    <w:p>
+      <w:r>
+        <w:t xml:space="preserve">Simulation time: </w:t>
+      </w:r>
+      <w:r>
+        <w:t>30</w:t>
+      </w:r>
+      <w:r>
+        <w:t xml:space="preserve"> </w:t>
+      </w:r>
+      <w:r>
+        <w:t>seconds</w:t>
+      </w:r>
+    </w:p>
+    <w:p>
+      <w:pPr>
         <w:rPr>
           <w:b/>
           <w:bCs/>
         </w:rPr>
-        <w:t>downhill direction going upwards instead of downwards.</w:t>
-      </w:r>
+      </w:pPr>
       <w:r>
         <w:rPr>
           <w:b/>
           <w:bCs/>
         </w:rPr>
-        <w:t xml:space="preserve"> </w:t>
-      </w:r>
-    </w:p>
-    <w:p>
-      <w:pPr>
-        <w:pStyle w:val="Heading2"/>
-      </w:pPr>
-      <w:r>
-        <w:t>Test 1</w:t>
-      </w:r>
-      <w:r>
-        <w:t xml:space="preserve"> </w:t>
-      </w:r>
-      <w:r>
-        <w:t xml:space="preserve">- </w:t>
-      </w:r>
-      <w:r>
-        <w:t>Random</w:t>
-      </w:r>
-    </w:p>
-    <w:p>
-      <w:r>
-        <w:t>In this test scenario</w:t>
-      </w:r>
-      <w:r>
-        <w:t xml:space="preserve"> we are </w:t>
-      </w:r>
-      <w:r>
-        <w:t xml:space="preserve">following the same experimentation done by the referenced paper [1]. The initial state of the grid was randomly generated with a </w:t>
-      </w:r>
-      <w:r>
-        <w:t xml:space="preserve">set seed of </w:t>
-      </w:r>
-      <w:r>
-        <w:t>47</w:t>
-      </w:r>
-      <w:r>
-        <w:t>.</w:t>
-      </w:r>
-    </w:p>
-    <w:p>
-      <w:r>
-        <w:t>Simulation time: 50 units</w:t>
-      </w:r>
-    </w:p>
-    <w:p>
-      <w:pPr>
-        <w:rPr>
-          <w:b/>
-          <w:bCs/>
-        </w:rPr>
-      </w:pPr>
-      <w:r>
-        <w:rPr>
-          <w:b/>
-          <w:bCs/>
-        </w:rPr>
         <w:t>Initial State:</w:t>
       </w:r>
     </w:p>
     <w:p>
       <w:r>
+        <w:rPr>
+          <w:noProof/>
+        </w:rPr>
         <w:drawing>
           <wp:inline distT="0" distB="0" distL="0" distR="0" wp14:anchorId="40677D04" wp14:editId="7C580BD2">
             <wp:extent cx="2286000" cy="2313432"/>
@@ -2328,10 +1570,10 @@
           <w:noProof/>
         </w:rPr>
         <w:drawing>
-          <wp:inline distT="0" distB="0" distL="0" distR="0" wp14:anchorId="0C415E7D" wp14:editId="27E6C526">
+          <wp:inline distT="0" distB="0" distL="0" distR="0" wp14:anchorId="1E187AC2" wp14:editId="3DA40A0E">
             <wp:extent cx="2286000" cy="2286000"/>
             <wp:effectExtent l="0" t="0" r="0" b="0"/>
-            <wp:docPr id="1230427517" name="Picture 4"/>
+            <wp:docPr id="434830246" name="Picture 2"/>
             <wp:cNvGraphicFramePr>
               <a:graphicFrameLocks xmlns:a="http://schemas.openxmlformats.org/drawingml/2006/main" noChangeAspect="1"/>
             </wp:cNvGraphicFramePr>
@@ -2339,7 +1581,7 @@
               <a:graphicData uri="http://schemas.openxmlformats.org/drawingml/2006/picture">
                 <pic:pic xmlns:pic="http://schemas.openxmlformats.org/drawingml/2006/picture">
                   <pic:nvPicPr>
-                    <pic:cNvPr id="0" name="Picture 7"/>
+                    <pic:cNvPr id="0" name="Picture 3"/>
                     <pic:cNvPicPr>
                       <a:picLocks noChangeAspect="1" noChangeArrowheads="1"/>
                     </pic:cNvPicPr>
@@ -2401,38 +1643,30 @@
       </w:r>
       <w:r>
         <w:lastRenderedPageBreak/>
-        <w:t>not capture the full range of environmental conditions. These assumptions, along with the discrete grid structure, result in less uniform bands. Despite this, the overall banding pattern still emerges clearly.</w:t>
+        <w:t xml:space="preserve">not capture the full range of environmental conditions. These assumptions, along with the discrete grid structure, result in less uniform bands. Despite this, the overall banding pattern still emerges clearly. </w:t>
+      </w:r>
+      <w:r>
+        <w:t>The simulation can be found in file “Simulation_Result_Random.</w:t>
+      </w:r>
+      <w:r>
+        <w:t>webm</w:t>
+      </w:r>
+      <w:r>
+        <w:t>”</w:t>
+      </w:r>
+    </w:p>
+    <w:p/>
+    <w:p>
+      <w:pPr>
+        <w:pStyle w:val="Heading2"/>
+      </w:pPr>
+      <w:r>
+        <w:t>Test 2 -</w:t>
       </w:r>
       <w:r>
         <w:t xml:space="preserve"> </w:t>
       </w:r>
       <w:r>
-        <w:t>The simulation can be found in file “</w:t>
-      </w:r>
-      <w:proofErr w:type="spellStart"/>
-      <w:r>
-        <w:t>Simulation_Result_Random.</w:t>
-      </w:r>
-      <w:r>
-        <w:t>webm</w:t>
-      </w:r>
-      <w:proofErr w:type="spellEnd"/>
-      <w:r>
-        <w:t>”</w:t>
-      </w:r>
-    </w:p>
-    <w:p/>
-    <w:p>
-      <w:pPr>
-        <w:pStyle w:val="Heading2"/>
-      </w:pPr>
-      <w:r>
-        <w:t>Test 2 -</w:t>
-      </w:r>
-      <w:r>
-        <w:t xml:space="preserve"> </w:t>
-      </w:r>
-      <w:r>
         <w:t>Cluster</w:t>
       </w:r>
       <w:r>
@@ -2442,6 +1676,17 @@
     <w:p>
       <w:r>
         <w:t>In this test scenario, we set two clusters with plants and had a diagonal set of plants connected to them to see if the two clusters merge or remain isolated.</w:t>
+      </w:r>
+    </w:p>
+    <w:p>
+      <w:r>
+        <w:t xml:space="preserve">Simulation time: </w:t>
+      </w:r>
+      <w:r>
+        <w:t>15</w:t>
+      </w:r>
+      <w:r>
+        <w:t xml:space="preserve"> seconds</w:t>
       </w:r>
     </w:p>
     <w:p>
@@ -2506,10 +1751,7 @@
     </w:p>
     <w:p>
       <w:r>
-        <w:t>Final</w:t>
-      </w:r>
-      <w:r>
-        <w:t xml:space="preserve"> State:</w:t>
+        <w:t>Final State:</w:t>
       </w:r>
     </w:p>
     <w:p>
@@ -2518,10 +1760,10 @@
           <w:noProof/>
         </w:rPr>
         <w:drawing>
-          <wp:inline distT="0" distB="0" distL="0" distR="0" wp14:anchorId="15A61BD0" wp14:editId="50BCC7D8">
-            <wp:extent cx="2286000" cy="2121408"/>
+          <wp:inline distT="0" distB="0" distL="0" distR="0" wp14:anchorId="3C2CAD01" wp14:editId="11175BFB">
+            <wp:extent cx="2286000" cy="2286000"/>
             <wp:effectExtent l="0" t="0" r="0" b="0"/>
-            <wp:docPr id="2023750179" name="Picture 3"/>
+            <wp:docPr id="1547196535" name="Picture 1"/>
             <wp:cNvGraphicFramePr>
               <a:graphicFrameLocks xmlns:a="http://schemas.openxmlformats.org/drawingml/2006/main" noChangeAspect="1"/>
             </wp:cNvGraphicFramePr>
@@ -2529,7 +1771,7 @@
               <a:graphicData uri="http://schemas.openxmlformats.org/drawingml/2006/picture">
                 <pic:pic xmlns:pic="http://schemas.openxmlformats.org/drawingml/2006/picture">
                   <pic:nvPicPr>
-                    <pic:cNvPr id="0" name="Picture 5"/>
+                    <pic:cNvPr id="0" name="Picture 1"/>
                     <pic:cNvPicPr>
                       <a:picLocks noChangeAspect="1" noChangeArrowheads="1"/>
                     </pic:cNvPicPr>
@@ -2550,7 +1792,7 @@
                   <pic:spPr bwMode="auto">
                     <a:xfrm>
                       <a:off x="0" y="0"/>
-                      <a:ext cx="2286000" cy="2121408"/>
+                      <a:ext cx="2286000" cy="2286000"/>
                     </a:xfrm>
                     <a:prstGeom prst="rect">
                       <a:avLst/>
@@ -2593,32 +1835,24 @@
         <w:t>it’s</w:t>
       </w:r>
       <w:r>
-        <w:t xml:space="preserve"> small due to initial size of the clusters. </w:t>
-      </w:r>
-      <w:r>
-        <w:t>The simulation can be found in file “</w:t>
-      </w:r>
-      <w:proofErr w:type="spellStart"/>
-      <w:r>
-        <w:t>Simulation_Result_</w:t>
-      </w:r>
-      <w:proofErr w:type="gramStart"/>
-      <w:r>
-        <w:t>Clusters</w:t>
-      </w:r>
-      <w:proofErr w:type="spellEnd"/>
+        <w:t xml:space="preserve"> small due to </w:t>
+      </w:r>
+      <w:r>
+        <w:lastRenderedPageBreak/>
+        <w:t xml:space="preserve">initial size of the clusters. </w:t>
+      </w:r>
+      <w:r>
+        <w:t>The simulation can be found in file “Simulation_Result_Clusters</w:t>
+      </w:r>
       <w:r>
         <w:t xml:space="preserve"> </w:t>
       </w:r>
       <w:r>
         <w:t>.</w:t>
       </w:r>
-      <w:proofErr w:type="spellStart"/>
       <w:r>
         <w:t>webm</w:t>
       </w:r>
-      <w:proofErr w:type="spellEnd"/>
-      <w:proofErr w:type="gramEnd"/>
       <w:r>
         <w:t>”</w:t>
       </w:r>
@@ -2628,7 +1862,6 @@
         <w:pStyle w:val="Heading2"/>
       </w:pPr>
       <w:r>
-        <w:lastRenderedPageBreak/>
         <w:t>Test 3 -</w:t>
       </w:r>
       <w:r>
@@ -2645,7 +1878,10 @@
     </w:p>
     <w:p>
       <w:r>
-        <w:t>Simulation time: 50 Units</w:t>
+        <w:t xml:space="preserve">Simulation time: 50 </w:t>
+      </w:r>
+      <w:r>
+        <w:t>seconds</w:t>
       </w:r>
     </w:p>
     <w:p>
@@ -2804,15 +2040,7 @@
     </w:p>
     <w:p>
       <w:r>
-        <w:t>We can see from the simulation “</w:t>
-      </w:r>
-      <w:proofErr w:type="spellStart"/>
-      <w:r>
-        <w:t>Simulation_Result_Diagonal.webm</w:t>
-      </w:r>
-      <w:proofErr w:type="spellEnd"/>
-      <w:r>
-        <w:t xml:space="preserve">” that the banding effect is maintained and only the 3 fully vegetated </w:t>
+        <w:t xml:space="preserve">We can see from the simulation “Simulation_Result_Diagonal.webm” that the banding effect is maintained and only the 3 fully vegetated </w:t>
       </w:r>
       <w:r>
         <w:t>lines</w:t>
@@ -2848,7 +2076,11 @@
         <w:t>vegetation</w:t>
       </w:r>
       <w:r>
-        <w:t xml:space="preserve"> in the grid, in the next test scenario we will be sitting a third of the grid with plants to see if this will</w:t>
+        <w:t xml:space="preserve"> in the grid, in the </w:t>
+      </w:r>
+      <w:r>
+        <w:lastRenderedPageBreak/>
+        <w:t>next test scenario we will be sitting a third of the grid with plants to see if this will</w:t>
       </w:r>
       <w:r>
         <w:t xml:space="preserve"> have a spreading effect</w:t>
@@ -2862,7 +2094,6 @@
         <w:pStyle w:val="Heading2"/>
       </w:pPr>
       <w:r>
-        <w:lastRenderedPageBreak/>
         <w:t>Test 4 -</w:t>
       </w:r>
       <w:r>
@@ -2879,7 +2110,10 @@
     </w:p>
     <w:p>
       <w:r>
-        <w:t>Simulation time: 35 Units</w:t>
+        <w:t xml:space="preserve">Simulation time: 35 </w:t>
+      </w:r>
+      <w:r>
+        <w:t>seconds</w:t>
       </w:r>
     </w:p>
     <w:p>
@@ -2976,6 +2210,9 @@
     </w:p>
     <w:p>
       <w:r>
+        <w:rPr>
+          <w:noProof/>
+        </w:rPr>
         <w:drawing>
           <wp:inline distT="0" distB="0" distL="0" distR="0" wp14:anchorId="4692D953" wp14:editId="0AA816AE">
             <wp:extent cx="2286000" cy="2313432"/>
@@ -3015,15 +2252,7 @@
     </w:p>
     <w:p>
       <w:r>
-        <w:t>From the video “</w:t>
-      </w:r>
-      <w:proofErr w:type="spellStart"/>
-      <w:r>
-        <w:t>Simulation_Result_Middle.webm</w:t>
-      </w:r>
-      <w:proofErr w:type="spellEnd"/>
-      <w:r>
-        <w:t xml:space="preserve">” we see that banding effect is still maintained and the vegetation spread downwards. Due to the wrapped nature of the grid, the </w:t>
+        <w:t xml:space="preserve">From the video “Simulation_Result_Middle.webm” we see that banding effect is still maintained and the vegetation spread downwards. Due to the wrapped nature of the grid, the </w:t>
       </w:r>
       <w:r>
         <w:t>spread</w:t>
@@ -3032,7 +2261,11 @@
         <w:t xml:space="preserve"> of vegetation looped to the other side of the grid until it stopped at 35 units of simulation time where the water can no longer spread any further</w:t>
       </w:r>
       <w:r>
-        <w:t xml:space="preserve"> due to the small amount of runoff water available</w:t>
+        <w:t xml:space="preserve"> due to the small amount </w:t>
+      </w:r>
+      <w:r>
+        <w:lastRenderedPageBreak/>
+        <w:t>of runoff water available</w:t>
       </w:r>
       <w:r>
         <w:t xml:space="preserve"> to the other plants </w:t>
@@ -3041,23 +2274,7 @@
         <w:t>which are empty. The empty plants can only absorb</w:t>
       </w:r>
       <w:r>
-        <w:t xml:space="preserve"> 10%</w:t>
-      </w:r>
-      <w:proofErr w:type="gramStart"/>
-      <w:r>
-        <w:t xml:space="preserve"> which</w:t>
-      </w:r>
-      <w:proofErr w:type="gramEnd"/>
-      <w:r>
-        <w:t xml:space="preserve"> isn’t </w:t>
-      </w:r>
-      <w:proofErr w:type="gramStart"/>
-      <w:r>
-        <w:t>sufficient enough</w:t>
-      </w:r>
-      <w:proofErr w:type="gramEnd"/>
-      <w:r>
-        <w:t xml:space="preserve"> for them to grow</w:t>
+        <w:t xml:space="preserve"> 10% which isn’t sufficient enough for them to grow</w:t>
       </w:r>
       <w:r>
         <w:t>.</w:t>
@@ -3074,7 +2291,6 @@
         <w:rPr>
           <w:rFonts w:asciiTheme="minorBidi" w:hAnsiTheme="minorBidi" w:cstheme="minorBidi"/>
         </w:rPr>
-        <w:lastRenderedPageBreak/>
         <w:t>References</w:t>
       </w:r>
     </w:p>
@@ -3100,15 +2316,7 @@
         <w:t>Plant Ecology</w:t>
       </w:r>
       <w:r>
-        <w:t xml:space="preserve">, vol. 129, no. 2, pp. 103–111, Apr. 1997, </w:t>
-      </w:r>
-      <w:proofErr w:type="spellStart"/>
-      <w:r>
-        <w:t>doi</w:t>
-      </w:r>
-      <w:proofErr w:type="spellEnd"/>
-      <w:r>
-        <w:t>: 10.1023/A:1009725732740.</w:t>
+        <w:t>, vol. 129, no. 2, pp. 103–111, Apr. 1997, doi: 10.1023/A:1009725732740.</w:t>
       </w:r>
     </w:p>
     <w:p/>
@@ -6568,6 +5776,7 @@
   <w:style w:type="character" w:default="1" w:styleId="DefaultParagraphFont">
     <w:name w:val="Default Paragraph Font"/>
     <w:uiPriority w:val="1"/>
+    <w:semiHidden/>
     <w:unhideWhenUsed/>
   </w:style>
   <w:style w:type="table" w:default="1" w:styleId="TableNormal">
